--- a/лр6/лр6.docx
+++ b/лр6/лр6.docx
@@ -1169,7 +1169,6 @@
                 <w:szCs w:val="28"/>
               </w:rPr>
             </w:pPr>
-            <w:proofErr w:type="spellStart"/>
             <w:r>
               <w:rPr>
                 <w:rFonts w:ascii="Times New Roman" w:hAnsi="Times New Roman" w:cs="Times New Roman"/>
@@ -1178,7 +1177,6 @@
               </w:rPr>
               <w:t>Белик</w:t>
             </w:r>
-            <w:proofErr w:type="spellEnd"/>
             <w:r>
               <w:rPr>
                 <w:rFonts w:ascii="Times New Roman" w:hAnsi="Times New Roman" w:cs="Times New Roman"/>
@@ -2861,7 +2859,6 @@
                 <w:szCs w:val="28"/>
               </w:rPr>
             </w:pPr>
-            <w:proofErr w:type="spellStart"/>
             <w:r>
               <w:rPr>
                 <w:rFonts w:ascii="Times New Roman" w:hAnsi="Times New Roman" w:cs="Times New Roman"/>
@@ -2870,7 +2867,6 @@
               </w:rPr>
               <w:t>if</w:t>
             </w:r>
-            <w:proofErr w:type="spellEnd"/>
             <w:r>
               <w:rPr>
                 <w:rFonts w:ascii="Times New Roman" w:hAnsi="Times New Roman" w:cs="Times New Roman"/>
@@ -2927,7 +2923,6 @@
               </w:rPr>
               <w:t xml:space="preserve"> </w:t>
             </w:r>
-            <w:proofErr w:type="spellStart"/>
             <w:r>
               <w:rPr>
                 <w:rFonts w:ascii="Times New Roman" w:hAnsi="Times New Roman" w:cs="Times New Roman"/>
@@ -2936,7 +2931,6 @@
               </w:rPr>
               <w:t>return</w:t>
             </w:r>
-            <w:proofErr w:type="spellEnd"/>
             <w:r>
               <w:rPr>
                 <w:rFonts w:ascii="Times New Roman" w:hAnsi="Times New Roman" w:cs="Times New Roman"/>
@@ -3099,7 +3093,6 @@
                 <w:szCs w:val="28"/>
               </w:rPr>
             </w:pPr>
-            <w:proofErr w:type="spellStart"/>
             <w:r>
               <w:rPr>
                 <w:rFonts w:ascii="Times New Roman" w:hAnsi="Times New Roman" w:cs="Times New Roman"/>
@@ -3108,7 +3101,6 @@
               </w:rPr>
               <w:t>return</w:t>
             </w:r>
-            <w:proofErr w:type="spellEnd"/>
             <w:r>
               <w:rPr>
                 <w:rFonts w:ascii="Times New Roman" w:hAnsi="Times New Roman" w:cs="Times New Roman"/>
@@ -3149,23 +3141,13 @@
               </w:rPr>
               <w:t xml:space="preserve"> </w:t>
             </w:r>
-            <w:proofErr w:type="spellStart"/>
             <w:r>
               <w:rPr>
                 <w:rFonts w:ascii="Times New Roman" w:hAnsi="Times New Roman" w:cs="Times New Roman"/>
                 <w:sz w:val="28"/>
                 <w:szCs w:val="28"/>
               </w:rPr>
-              <w:t>factorial</w:t>
-            </w:r>
-            <w:proofErr w:type="spellEnd"/>
-            <w:r>
-              <w:rPr>
-                <w:rFonts w:ascii="Times New Roman" w:hAnsi="Times New Roman" w:cs="Times New Roman"/>
-                <w:sz w:val="28"/>
-                <w:szCs w:val="28"/>
-              </w:rPr>
-              <w:t>(n</w:t>
+              <w:t>factorial(n</w:t>
             </w:r>
             <w:r>
               <w:rPr>
@@ -3294,7 +3276,6 @@
           <w:szCs w:val="28"/>
         </w:rPr>
       </w:pPr>
-      <w:proofErr w:type="spellStart"/>
       <w:r>
         <w:rPr>
           <w:rFonts w:ascii="Times New Roman" w:hAnsi="Times New Roman" w:cs="Times New Roman"/>
@@ -3303,7 +3284,6 @@
         </w:rPr>
         <w:t>text</w:t>
       </w:r>
-      <w:proofErr w:type="spellEnd"/>
     </w:p>
     <w:p>
       <w:pPr>
@@ -3316,23 +3296,13 @@
           <w:szCs w:val="28"/>
         </w:rPr>
       </w:pPr>
-      <w:proofErr w:type="spellStart"/>
-      <w:r>
-        <w:rPr>
-          <w:rFonts w:ascii="Times New Roman" w:hAnsi="Times New Roman" w:cs="Times New Roman"/>
-          <w:sz w:val="28"/>
-          <w:szCs w:val="28"/>
-        </w:rPr>
-        <w:t>factorial</w:t>
-      </w:r>
-      <w:proofErr w:type="spellEnd"/>
-      <w:r>
-        <w:rPr>
-          <w:rFonts w:ascii="Times New Roman" w:hAnsi="Times New Roman" w:cs="Times New Roman"/>
-          <w:sz w:val="28"/>
-          <w:szCs w:val="28"/>
-        </w:rPr>
-        <w:t>(5)</w:t>
+      <w:r>
+        <w:rPr>
+          <w:rFonts w:ascii="Times New Roman" w:hAnsi="Times New Roman" w:cs="Times New Roman"/>
+          <w:sz w:val="28"/>
+          <w:szCs w:val="28"/>
+        </w:rPr>
+        <w:t>factorial(5)</w:t>
       </w:r>
     </w:p>
     <w:p>
@@ -3394,23 +3364,13 @@
         </w:rPr>
         <w:t xml:space="preserve"> </w:t>
       </w:r>
-      <w:proofErr w:type="spellStart"/>
-      <w:r>
-        <w:rPr>
-          <w:rFonts w:ascii="Times New Roman" w:hAnsi="Times New Roman" w:cs="Times New Roman"/>
-          <w:sz w:val="28"/>
-          <w:szCs w:val="28"/>
-        </w:rPr>
-        <w:t>factorial</w:t>
-      </w:r>
-      <w:proofErr w:type="spellEnd"/>
-      <w:r>
-        <w:rPr>
-          <w:rFonts w:ascii="Times New Roman" w:hAnsi="Times New Roman" w:cs="Times New Roman"/>
-          <w:sz w:val="28"/>
-          <w:szCs w:val="28"/>
-        </w:rPr>
-        <w:t>(4)</w:t>
+      <w:r>
+        <w:rPr>
+          <w:rFonts w:ascii="Times New Roman" w:hAnsi="Times New Roman" w:cs="Times New Roman"/>
+          <w:sz w:val="28"/>
+          <w:szCs w:val="28"/>
+        </w:rPr>
+        <w:t>factorial(4)</w:t>
       </w:r>
     </w:p>
     <w:p>
@@ -3472,23 +3432,13 @@
         </w:rPr>
         <w:t xml:space="preserve"> </w:t>
       </w:r>
-      <w:proofErr w:type="spellStart"/>
-      <w:r>
-        <w:rPr>
-          <w:rFonts w:ascii="Times New Roman" w:hAnsi="Times New Roman" w:cs="Times New Roman"/>
-          <w:sz w:val="28"/>
-          <w:szCs w:val="28"/>
-        </w:rPr>
-        <w:t>factorial</w:t>
-      </w:r>
-      <w:proofErr w:type="spellEnd"/>
-      <w:r>
-        <w:rPr>
-          <w:rFonts w:ascii="Times New Roman" w:hAnsi="Times New Roman" w:cs="Times New Roman"/>
-          <w:sz w:val="28"/>
-          <w:szCs w:val="28"/>
-        </w:rPr>
-        <w:t>(3)</w:t>
+      <w:r>
+        <w:rPr>
+          <w:rFonts w:ascii="Times New Roman" w:hAnsi="Times New Roman" w:cs="Times New Roman"/>
+          <w:sz w:val="28"/>
+          <w:szCs w:val="28"/>
+        </w:rPr>
+        <w:t>factorial(3)</w:t>
       </w:r>
     </w:p>
     <w:p>
@@ -3550,23 +3500,13 @@
         </w:rPr>
         <w:t xml:space="preserve"> </w:t>
       </w:r>
-      <w:proofErr w:type="spellStart"/>
-      <w:r>
-        <w:rPr>
-          <w:rFonts w:ascii="Times New Roman" w:hAnsi="Times New Roman" w:cs="Times New Roman"/>
-          <w:sz w:val="28"/>
-          <w:szCs w:val="28"/>
-        </w:rPr>
-        <w:t>factorial</w:t>
-      </w:r>
-      <w:proofErr w:type="spellEnd"/>
-      <w:r>
-        <w:rPr>
-          <w:rFonts w:ascii="Times New Roman" w:hAnsi="Times New Roman" w:cs="Times New Roman"/>
-          <w:sz w:val="28"/>
-          <w:szCs w:val="28"/>
-        </w:rPr>
-        <w:t>(2)</w:t>
+      <w:r>
+        <w:rPr>
+          <w:rFonts w:ascii="Times New Roman" w:hAnsi="Times New Roman" w:cs="Times New Roman"/>
+          <w:sz w:val="28"/>
+          <w:szCs w:val="28"/>
+        </w:rPr>
+        <w:t>factorial(2)</w:t>
       </w:r>
     </w:p>
     <w:p>
@@ -3628,23 +3568,13 @@
         </w:rPr>
         <w:t xml:space="preserve"> </w:t>
       </w:r>
-      <w:proofErr w:type="spellStart"/>
-      <w:r>
-        <w:rPr>
-          <w:rFonts w:ascii="Times New Roman" w:hAnsi="Times New Roman" w:cs="Times New Roman"/>
-          <w:sz w:val="28"/>
-          <w:szCs w:val="28"/>
-        </w:rPr>
-        <w:t>factorial</w:t>
-      </w:r>
-      <w:proofErr w:type="spellEnd"/>
-      <w:r>
-        <w:rPr>
-          <w:rFonts w:ascii="Times New Roman" w:hAnsi="Times New Roman" w:cs="Times New Roman"/>
-          <w:sz w:val="28"/>
-          <w:szCs w:val="28"/>
-        </w:rPr>
-        <w:t>(1)</w:t>
+      <w:r>
+        <w:rPr>
+          <w:rFonts w:ascii="Times New Roman" w:hAnsi="Times New Roman" w:cs="Times New Roman"/>
+          <w:sz w:val="28"/>
+          <w:szCs w:val="28"/>
+        </w:rPr>
+        <w:t>factorial(1)</w:t>
       </w:r>
     </w:p>
     <w:p>
@@ -3706,23 +3636,13 @@
         </w:rPr>
         <w:t xml:space="preserve"> </w:t>
       </w:r>
-      <w:proofErr w:type="spellStart"/>
-      <w:r>
-        <w:rPr>
-          <w:rFonts w:ascii="Times New Roman" w:hAnsi="Times New Roman" w:cs="Times New Roman"/>
-          <w:sz w:val="28"/>
-          <w:szCs w:val="28"/>
-        </w:rPr>
-        <w:t>factorial</w:t>
-      </w:r>
-      <w:proofErr w:type="spellEnd"/>
-      <w:r>
-        <w:rPr>
-          <w:rFonts w:ascii="Times New Roman" w:hAnsi="Times New Roman" w:cs="Times New Roman"/>
-          <w:sz w:val="28"/>
-          <w:szCs w:val="28"/>
-        </w:rPr>
-        <w:t>(0)</w:t>
+      <w:r>
+        <w:rPr>
+          <w:rFonts w:ascii="Times New Roman" w:hAnsi="Times New Roman" w:cs="Times New Roman"/>
+          <w:sz w:val="28"/>
+          <w:szCs w:val="28"/>
+        </w:rPr>
+        <w:t>factorial(0)</w:t>
       </w:r>
     </w:p>
     <w:p>
@@ -5018,23 +4938,13 @@
                 <w:szCs w:val="28"/>
               </w:rPr>
             </w:pPr>
-            <w:proofErr w:type="spellStart"/>
             <w:r>
               <w:rPr>
                 <w:rFonts w:ascii="Times New Roman" w:hAnsi="Times New Roman" w:cs="Times New Roman"/>
                 <w:sz w:val="28"/>
                 <w:szCs w:val="28"/>
               </w:rPr>
-              <w:t>sum</w:t>
-            </w:r>
-            <w:proofErr w:type="spellEnd"/>
-            <w:r>
-              <w:rPr>
-                <w:rFonts w:ascii="Times New Roman" w:hAnsi="Times New Roman" w:cs="Times New Roman"/>
-                <w:sz w:val="28"/>
-                <w:szCs w:val="28"/>
-              </w:rPr>
-              <w:t>(n,</w:t>
+              <w:t>sum(n,</w:t>
             </w:r>
             <w:r>
               <w:rPr>
@@ -5044,23 +4954,13 @@
               </w:rPr>
               <w:t xml:space="preserve"> </w:t>
             </w:r>
-            <w:proofErr w:type="spellStart"/>
             <w:r>
               <w:rPr>
                 <w:rFonts w:ascii="Times New Roman" w:hAnsi="Times New Roman" w:cs="Times New Roman"/>
                 <w:sz w:val="28"/>
                 <w:szCs w:val="28"/>
               </w:rPr>
-              <w:t>acc</w:t>
-            </w:r>
-            <w:proofErr w:type="spellEnd"/>
-            <w:r>
-              <w:rPr>
-                <w:rFonts w:ascii="Times New Roman" w:hAnsi="Times New Roman" w:cs="Times New Roman"/>
-                <w:sz w:val="28"/>
-                <w:szCs w:val="28"/>
-              </w:rPr>
-              <w:t>)</w:t>
+              <w:t>acc)</w:t>
             </w:r>
             <w:r>
               <w:rPr>
@@ -5205,7 +5105,6 @@
           <w:szCs w:val="28"/>
         </w:rPr>
       </w:pPr>
-      <w:proofErr w:type="spellStart"/>
       <w:r>
         <w:rPr>
           <w:rFonts w:ascii="Times New Roman" w:hAnsi="Times New Roman" w:cs="Times New Roman"/>
@@ -5214,7 +5113,6 @@
         </w:rPr>
         <w:t>cpp</w:t>
       </w:r>
-      <w:proofErr w:type="spellEnd"/>
     </w:p>
     <w:p>
       <w:pPr>
@@ -5810,25 +5708,14 @@
         </w:rPr>
         <w:t xml:space="preserve"> </w:t>
       </w:r>
-      <w:proofErr w:type="spellStart"/>
-      <w:r>
-        <w:rPr>
-          <w:rFonts w:ascii="Times New Roman" w:hAnsi="Times New Roman" w:cs="Times New Roman"/>
-          <w:sz w:val="28"/>
-          <w:szCs w:val="28"/>
-          <w:lang w:val="en-US"/>
-        </w:rPr>
-        <w:t>factorialIter</w:t>
-      </w:r>
-      <w:proofErr w:type="spellEnd"/>
-      <w:r>
-        <w:rPr>
-          <w:rFonts w:ascii="Times New Roman" w:hAnsi="Times New Roman" w:cs="Times New Roman"/>
-          <w:sz w:val="28"/>
-          <w:szCs w:val="28"/>
-          <w:lang w:val="en-US"/>
-        </w:rPr>
-        <w:t>(int</w:t>
+      <w:r>
+        <w:rPr>
+          <w:rFonts w:ascii="Times New Roman" w:hAnsi="Times New Roman" w:cs="Times New Roman"/>
+          <w:sz w:val="28"/>
+          <w:szCs w:val="28"/>
+          <w:lang w:val="en-US"/>
+        </w:rPr>
+        <w:t>factorialIter(int</w:t>
       </w:r>
       <w:r>
         <w:rPr>
@@ -6009,7 +5896,6 @@
         </w:rPr>
         <w:t xml:space="preserve"> </w:t>
       </w:r>
-      <w:proofErr w:type="spellStart"/>
       <w:r>
         <w:rPr>
           <w:rFonts w:ascii="Times New Roman" w:hAnsi="Times New Roman" w:cs="Times New Roman"/>
@@ -6019,7 +5905,6 @@
         </w:rPr>
         <w:t>i</w:t>
       </w:r>
-      <w:proofErr w:type="spellEnd"/>
       <w:r>
         <w:rPr>
           <w:rFonts w:ascii="Times New Roman" w:hAnsi="Times New Roman" w:cs="Times New Roman"/>
@@ -6065,7 +5950,6 @@
         </w:rPr>
         <w:t xml:space="preserve"> </w:t>
       </w:r>
-      <w:proofErr w:type="spellStart"/>
       <w:r>
         <w:rPr>
           <w:rFonts w:ascii="Times New Roman" w:hAnsi="Times New Roman" w:cs="Times New Roman"/>
@@ -6075,7 +5959,6 @@
         </w:rPr>
         <w:t>i</w:t>
       </w:r>
-      <w:proofErr w:type="spellEnd"/>
       <w:r>
         <w:rPr>
           <w:rFonts w:ascii="Times New Roman" w:hAnsi="Times New Roman" w:cs="Times New Roman"/>
@@ -6121,25 +6004,14 @@
         </w:rPr>
         <w:t xml:space="preserve"> </w:t>
       </w:r>
-      <w:proofErr w:type="spellStart"/>
-      <w:r>
-        <w:rPr>
-          <w:rFonts w:ascii="Times New Roman" w:hAnsi="Times New Roman" w:cs="Times New Roman"/>
-          <w:sz w:val="28"/>
-          <w:szCs w:val="28"/>
-          <w:lang w:val="en-US"/>
-        </w:rPr>
-        <w:t>i</w:t>
-      </w:r>
-      <w:proofErr w:type="spellEnd"/>
-      <w:r>
-        <w:rPr>
-          <w:rFonts w:ascii="Times New Roman" w:hAnsi="Times New Roman" w:cs="Times New Roman"/>
-          <w:sz w:val="28"/>
-          <w:szCs w:val="28"/>
-          <w:lang w:val="en-US"/>
-        </w:rPr>
-        <w:t>++)</w:t>
+      <w:r>
+        <w:rPr>
+          <w:rFonts w:ascii="Times New Roman" w:hAnsi="Times New Roman" w:cs="Times New Roman"/>
+          <w:sz w:val="28"/>
+          <w:szCs w:val="28"/>
+          <w:lang w:val="en-US"/>
+        </w:rPr>
+        <w:t>i++)</w:t>
       </w:r>
       <w:r>
         <w:rPr>
@@ -6186,25 +6058,14 @@
         </w:rPr>
         <w:t xml:space="preserve"> </w:t>
       </w:r>
-      <w:proofErr w:type="spellStart"/>
-      <w:r>
-        <w:rPr>
-          <w:rFonts w:ascii="Times New Roman" w:hAnsi="Times New Roman" w:cs="Times New Roman"/>
-          <w:sz w:val="28"/>
-          <w:szCs w:val="28"/>
-          <w:lang w:val="en-US"/>
-        </w:rPr>
-        <w:t>i</w:t>
-      </w:r>
-      <w:proofErr w:type="spellEnd"/>
-      <w:r>
-        <w:rPr>
-          <w:rFonts w:ascii="Times New Roman" w:hAnsi="Times New Roman" w:cs="Times New Roman"/>
-          <w:sz w:val="28"/>
-          <w:szCs w:val="28"/>
-          <w:lang w:val="en-US"/>
-        </w:rPr>
-        <w:t>;</w:t>
+      <w:r>
+        <w:rPr>
+          <w:rFonts w:ascii="Times New Roman" w:hAnsi="Times New Roman" w:cs="Times New Roman"/>
+          <w:sz w:val="28"/>
+          <w:szCs w:val="28"/>
+          <w:lang w:val="en-US"/>
+        </w:rPr>
+        <w:t>i;</w:t>
       </w:r>
     </w:p>
     <w:p>
@@ -6227,7 +6088,6 @@
         </w:rPr>
         <w:t xml:space="preserve">    </w:t>
       </w:r>
-      <w:proofErr w:type="spellStart"/>
       <w:r>
         <w:rPr>
           <w:rFonts w:ascii="Times New Roman" w:hAnsi="Times New Roman" w:cs="Times New Roman"/>
@@ -6236,32 +6096,21 @@
         </w:rPr>
         <w:t>return</w:t>
       </w:r>
-      <w:proofErr w:type="spellEnd"/>
-      <w:r>
-        <w:rPr>
-          <w:rFonts w:ascii="Times New Roman" w:hAnsi="Times New Roman" w:cs="Times New Roman"/>
-          <w:sz w:val="28"/>
-          <w:szCs w:val="28"/>
-        </w:rPr>
-        <w:t xml:space="preserve"> </w:t>
-      </w:r>
-      <w:proofErr w:type="spellStart"/>
-      <w:r>
-        <w:rPr>
-          <w:rFonts w:ascii="Times New Roman" w:hAnsi="Times New Roman" w:cs="Times New Roman"/>
-          <w:sz w:val="28"/>
-          <w:szCs w:val="28"/>
-        </w:rPr>
-        <w:t>result</w:t>
-      </w:r>
-      <w:proofErr w:type="spellEnd"/>
-      <w:r>
-        <w:rPr>
-          <w:rFonts w:ascii="Times New Roman" w:hAnsi="Times New Roman" w:cs="Times New Roman"/>
-          <w:sz w:val="28"/>
-          <w:szCs w:val="28"/>
-        </w:rPr>
-        <w:t>;</w:t>
+      <w:r>
+        <w:rPr>
+          <w:rFonts w:ascii="Times New Roman" w:hAnsi="Times New Roman" w:cs="Times New Roman"/>
+          <w:sz w:val="28"/>
+          <w:szCs w:val="28"/>
+        </w:rPr>
+        <w:t xml:space="preserve"> </w:t>
+      </w:r>
+      <w:r>
+        <w:rPr>
+          <w:rFonts w:ascii="Times New Roman" w:hAnsi="Times New Roman" w:cs="Times New Roman"/>
+          <w:sz w:val="28"/>
+          <w:szCs w:val="28"/>
+        </w:rPr>
+        <w:t>result;</w:t>
       </w:r>
     </w:p>
     <w:p>
@@ -6331,7 +6180,6 @@
           <w:szCs w:val="28"/>
         </w:rPr>
       </w:pPr>
-      <w:proofErr w:type="spellStart"/>
       <w:r>
         <w:rPr>
           <w:rFonts w:ascii="Times New Roman" w:hAnsi="Times New Roman" w:cs="Times New Roman"/>
@@ -6341,7 +6189,6 @@
         <w:lastRenderedPageBreak/>
         <w:t>cpp</w:t>
       </w:r>
-      <w:proofErr w:type="spellEnd"/>
     </w:p>
     <w:p>
       <w:pPr>
@@ -6475,25 +6322,14 @@
         </w:rPr>
         <w:t xml:space="preserve"> </w:t>
       </w:r>
-      <w:proofErr w:type="spellStart"/>
-      <w:r>
-        <w:rPr>
-          <w:rFonts w:ascii="Times New Roman" w:hAnsi="Times New Roman" w:cs="Times New Roman"/>
-          <w:sz w:val="28"/>
-          <w:szCs w:val="28"/>
-          <w:lang w:val="en-US"/>
-        </w:rPr>
-        <w:t>fibRecursive</w:t>
-      </w:r>
-      <w:proofErr w:type="spellEnd"/>
-      <w:r>
-        <w:rPr>
-          <w:rFonts w:ascii="Times New Roman" w:hAnsi="Times New Roman" w:cs="Times New Roman"/>
-          <w:sz w:val="28"/>
-          <w:szCs w:val="28"/>
-          <w:lang w:val="en-US"/>
-        </w:rPr>
-        <w:t>(int</w:t>
+      <w:r>
+        <w:rPr>
+          <w:rFonts w:ascii="Times New Roman" w:hAnsi="Times New Roman" w:cs="Times New Roman"/>
+          <w:sz w:val="28"/>
+          <w:szCs w:val="28"/>
+          <w:lang w:val="en-US"/>
+        </w:rPr>
+        <w:t>fibRecursive(int</w:t>
       </w:r>
       <w:r>
         <w:rPr>
@@ -6692,25 +6528,14 @@
         </w:rPr>
         <w:t xml:space="preserve"> </w:t>
       </w:r>
-      <w:proofErr w:type="spellStart"/>
-      <w:r>
-        <w:rPr>
-          <w:rFonts w:ascii="Times New Roman" w:hAnsi="Times New Roman" w:cs="Times New Roman"/>
-          <w:sz w:val="28"/>
-          <w:szCs w:val="28"/>
-          <w:lang w:val="en-US"/>
-        </w:rPr>
-        <w:t>fibRecursive</w:t>
-      </w:r>
-      <w:proofErr w:type="spellEnd"/>
-      <w:r>
-        <w:rPr>
-          <w:rFonts w:ascii="Times New Roman" w:hAnsi="Times New Roman" w:cs="Times New Roman"/>
-          <w:sz w:val="28"/>
-          <w:szCs w:val="28"/>
-          <w:lang w:val="en-US"/>
-        </w:rPr>
-        <w:t>(n</w:t>
+      <w:r>
+        <w:rPr>
+          <w:rFonts w:ascii="Times New Roman" w:hAnsi="Times New Roman" w:cs="Times New Roman"/>
+          <w:sz w:val="28"/>
+          <w:szCs w:val="28"/>
+          <w:lang w:val="en-US"/>
+        </w:rPr>
+        <w:t>fibRecursive(n</w:t>
       </w:r>
       <w:r>
         <w:rPr>
@@ -6775,25 +6600,14 @@
         </w:rPr>
         <w:t xml:space="preserve"> </w:t>
       </w:r>
-      <w:proofErr w:type="spellStart"/>
-      <w:r>
-        <w:rPr>
-          <w:rFonts w:ascii="Times New Roman" w:hAnsi="Times New Roman" w:cs="Times New Roman"/>
-          <w:sz w:val="28"/>
-          <w:szCs w:val="28"/>
-          <w:lang w:val="en-US"/>
-        </w:rPr>
-        <w:t>fibRecursive</w:t>
-      </w:r>
-      <w:proofErr w:type="spellEnd"/>
-      <w:r>
-        <w:rPr>
-          <w:rFonts w:ascii="Times New Roman" w:hAnsi="Times New Roman" w:cs="Times New Roman"/>
-          <w:sz w:val="28"/>
-          <w:szCs w:val="28"/>
-          <w:lang w:val="en-US"/>
-        </w:rPr>
-        <w:t>(n</w:t>
+      <w:r>
+        <w:rPr>
+          <w:rFonts w:ascii="Times New Roman" w:hAnsi="Times New Roman" w:cs="Times New Roman"/>
+          <w:sz w:val="28"/>
+          <w:szCs w:val="28"/>
+          <w:lang w:val="en-US"/>
+        </w:rPr>
+        <w:t>fibRecursive(n</w:t>
       </w:r>
       <w:r>
         <w:rPr>
@@ -6996,25 +6810,14 @@
         </w:rPr>
         <w:t xml:space="preserve"> </w:t>
       </w:r>
-      <w:proofErr w:type="spellStart"/>
-      <w:r>
-        <w:rPr>
-          <w:rFonts w:ascii="Times New Roman" w:hAnsi="Times New Roman" w:cs="Times New Roman"/>
-          <w:sz w:val="28"/>
-          <w:szCs w:val="28"/>
-          <w:lang w:val="en-US"/>
-        </w:rPr>
-        <w:t>fibIterative</w:t>
-      </w:r>
-      <w:proofErr w:type="spellEnd"/>
-      <w:r>
-        <w:rPr>
-          <w:rFonts w:ascii="Times New Roman" w:hAnsi="Times New Roman" w:cs="Times New Roman"/>
-          <w:sz w:val="28"/>
-          <w:szCs w:val="28"/>
-          <w:lang w:val="en-US"/>
-        </w:rPr>
-        <w:t>(int</w:t>
+      <w:r>
+        <w:rPr>
+          <w:rFonts w:ascii="Times New Roman" w:hAnsi="Times New Roman" w:cs="Times New Roman"/>
+          <w:sz w:val="28"/>
+          <w:szCs w:val="28"/>
+          <w:lang w:val="en-US"/>
+        </w:rPr>
+        <w:t>fibIterative(int</w:t>
       </w:r>
       <w:r>
         <w:rPr>
@@ -7370,7 +7173,6 @@
         </w:rPr>
         <w:t xml:space="preserve"> </w:t>
       </w:r>
-      <w:proofErr w:type="spellStart"/>
       <w:r>
         <w:rPr>
           <w:rFonts w:ascii="Times New Roman" w:hAnsi="Times New Roman" w:cs="Times New Roman"/>
@@ -7380,7 +7182,6 @@
         </w:rPr>
         <w:t>i</w:t>
       </w:r>
-      <w:proofErr w:type="spellEnd"/>
       <w:r>
         <w:rPr>
           <w:rFonts w:ascii="Times New Roman" w:hAnsi="Times New Roman" w:cs="Times New Roman"/>
@@ -7426,7 +7227,6 @@
         </w:rPr>
         <w:t xml:space="preserve"> </w:t>
       </w:r>
-      <w:proofErr w:type="spellStart"/>
       <w:r>
         <w:rPr>
           <w:rFonts w:ascii="Times New Roman" w:hAnsi="Times New Roman" w:cs="Times New Roman"/>
@@ -7436,7 +7236,6 @@
         </w:rPr>
         <w:t>i</w:t>
       </w:r>
-      <w:proofErr w:type="spellEnd"/>
       <w:r>
         <w:rPr>
           <w:rFonts w:ascii="Times New Roman" w:hAnsi="Times New Roman" w:cs="Times New Roman"/>
@@ -7482,25 +7281,14 @@
         </w:rPr>
         <w:t xml:space="preserve"> </w:t>
       </w:r>
-      <w:proofErr w:type="spellStart"/>
-      <w:r>
-        <w:rPr>
-          <w:rFonts w:ascii="Times New Roman" w:hAnsi="Times New Roman" w:cs="Times New Roman"/>
-          <w:sz w:val="28"/>
-          <w:szCs w:val="28"/>
-          <w:lang w:val="en-US"/>
-        </w:rPr>
-        <w:t>i</w:t>
-      </w:r>
-      <w:proofErr w:type="spellEnd"/>
-      <w:r>
-        <w:rPr>
-          <w:rFonts w:ascii="Times New Roman" w:hAnsi="Times New Roman" w:cs="Times New Roman"/>
-          <w:sz w:val="28"/>
-          <w:szCs w:val="28"/>
-          <w:lang w:val="en-US"/>
-        </w:rPr>
-        <w:t>++)</w:t>
+      <w:r>
+        <w:rPr>
+          <w:rFonts w:ascii="Times New Roman" w:hAnsi="Times New Roman" w:cs="Times New Roman"/>
+          <w:sz w:val="28"/>
+          <w:szCs w:val="28"/>
+          <w:lang w:val="en-US"/>
+        </w:rPr>
+        <w:t>i++)</w:t>
       </w:r>
       <w:r>
         <w:rPr>
@@ -7928,7 +7716,6 @@
           <w:lang w:val="en-US"/>
         </w:rPr>
       </w:pPr>
-      <w:proofErr w:type="spellStart"/>
       <w:r>
         <w:rPr>
           <w:rFonts w:ascii="Times New Roman" w:hAnsi="Times New Roman" w:cs="Times New Roman"/>
@@ -7938,7 +7725,6 @@
         </w:rPr>
         <w:t>cpp</w:t>
       </w:r>
-      <w:proofErr w:type="spellEnd"/>
     </w:p>
     <w:p>
       <w:pPr>
@@ -7970,25 +7756,14 @@
         </w:rPr>
         <w:t xml:space="preserve"> </w:t>
       </w:r>
-      <w:proofErr w:type="spellStart"/>
-      <w:r>
-        <w:rPr>
-          <w:rFonts w:ascii="Times New Roman" w:hAnsi="Times New Roman" w:cs="Times New Roman"/>
-          <w:sz w:val="28"/>
-          <w:szCs w:val="28"/>
-          <w:lang w:val="en-US"/>
-        </w:rPr>
-        <w:t>hanoi</w:t>
-      </w:r>
-      <w:proofErr w:type="spellEnd"/>
-      <w:r>
-        <w:rPr>
-          <w:rFonts w:ascii="Times New Roman" w:hAnsi="Times New Roman" w:cs="Times New Roman"/>
-          <w:sz w:val="28"/>
-          <w:szCs w:val="28"/>
-          <w:lang w:val="en-US"/>
-        </w:rPr>
-        <w:t>(int</w:t>
+      <w:r>
+        <w:rPr>
+          <w:rFonts w:ascii="Times New Roman" w:hAnsi="Times New Roman" w:cs="Times New Roman"/>
+          <w:sz w:val="28"/>
+          <w:szCs w:val="28"/>
+          <w:lang w:val="en-US"/>
+        </w:rPr>
+        <w:t>hanoi(int</w:t>
       </w:r>
       <w:r>
         <w:rPr>
@@ -8155,7 +7930,6 @@
         </w:rPr>
         <w:t xml:space="preserve">    </w:t>
       </w:r>
-      <w:proofErr w:type="spellStart"/>
       <w:r>
         <w:rPr>
           <w:rFonts w:ascii="Times New Roman" w:hAnsi="Times New Roman" w:cs="Times New Roman"/>
@@ -8164,7 +7938,6 @@
         </w:rPr>
         <w:t>if</w:t>
       </w:r>
-      <w:proofErr w:type="spellEnd"/>
       <w:r>
         <w:rPr>
           <w:rFonts w:ascii="Times New Roman" w:hAnsi="Times New Roman" w:cs="Times New Roman"/>
@@ -8249,7 +8022,6 @@
         </w:rPr>
         <w:t xml:space="preserve">        </w:t>
       </w:r>
-      <w:proofErr w:type="spellStart"/>
       <w:r>
         <w:rPr>
           <w:rFonts w:ascii="Times New Roman" w:hAnsi="Times New Roman" w:cs="Times New Roman"/>
@@ -8258,7 +8030,6 @@
         </w:rPr>
         <w:t>cout</w:t>
       </w:r>
-      <w:proofErr w:type="spellEnd"/>
       <w:r>
         <w:rPr>
           <w:rFonts w:ascii="Times New Roman" w:hAnsi="Times New Roman" w:cs="Times New Roman"/>
@@ -8379,7 +8150,6 @@
         </w:rPr>
         <w:t xml:space="preserve"> </w:t>
       </w:r>
-      <w:proofErr w:type="spellStart"/>
       <w:r>
         <w:rPr>
           <w:rFonts w:ascii="Times New Roman" w:hAnsi="Times New Roman" w:cs="Times New Roman"/>
@@ -8388,7 +8158,6 @@
         </w:rPr>
         <w:t>from</w:t>
       </w:r>
-      <w:proofErr w:type="spellEnd"/>
       <w:r>
         <w:rPr>
           <w:rFonts w:ascii="Times New Roman" w:hAnsi="Times New Roman" w:cs="Times New Roman"/>
@@ -8477,7 +8246,6 @@
         </w:rPr>
         <w:t xml:space="preserve"> </w:t>
       </w:r>
-      <w:proofErr w:type="spellStart"/>
       <w:r>
         <w:rPr>
           <w:rFonts w:ascii="Times New Roman" w:hAnsi="Times New Roman" w:cs="Times New Roman"/>
@@ -8486,7 +8254,6 @@
         </w:rPr>
         <w:t>to</w:t>
       </w:r>
-      <w:proofErr w:type="spellEnd"/>
       <w:r>
         <w:rPr>
           <w:rFonts w:ascii="Times New Roman" w:hAnsi="Times New Roman" w:cs="Times New Roman"/>
@@ -8511,23 +8278,13 @@
         </w:rPr>
         <w:t xml:space="preserve"> </w:t>
       </w:r>
-      <w:proofErr w:type="spellStart"/>
-      <w:r>
-        <w:rPr>
-          <w:rFonts w:ascii="Times New Roman" w:hAnsi="Times New Roman" w:cs="Times New Roman"/>
-          <w:sz w:val="28"/>
-          <w:szCs w:val="28"/>
-        </w:rPr>
-        <w:t>endl</w:t>
-      </w:r>
-      <w:proofErr w:type="spellEnd"/>
-      <w:r>
-        <w:rPr>
-          <w:rFonts w:ascii="Times New Roman" w:hAnsi="Times New Roman" w:cs="Times New Roman"/>
-          <w:sz w:val="28"/>
-          <w:szCs w:val="28"/>
-        </w:rPr>
-        <w:t>;</w:t>
+      <w:r>
+        <w:rPr>
+          <w:rFonts w:ascii="Times New Roman" w:hAnsi="Times New Roman" w:cs="Times New Roman"/>
+          <w:sz w:val="28"/>
+          <w:szCs w:val="28"/>
+        </w:rPr>
+        <w:t>endl;</w:t>
       </w:r>
     </w:p>
     <w:p>
@@ -8612,25 +8369,14 @@
         </w:rPr>
         <w:t xml:space="preserve">    </w:t>
       </w:r>
-      <w:proofErr w:type="spellStart"/>
-      <w:r>
-        <w:rPr>
-          <w:rFonts w:ascii="Times New Roman" w:hAnsi="Times New Roman" w:cs="Times New Roman"/>
-          <w:sz w:val="28"/>
-          <w:szCs w:val="28"/>
-          <w:lang w:val="en-US"/>
-        </w:rPr>
-        <w:t>hanoi</w:t>
-      </w:r>
-      <w:proofErr w:type="spellEnd"/>
-      <w:r>
-        <w:rPr>
-          <w:rFonts w:ascii="Times New Roman" w:hAnsi="Times New Roman" w:cs="Times New Roman"/>
-          <w:sz w:val="28"/>
-          <w:szCs w:val="28"/>
-          <w:lang w:val="en-US"/>
-        </w:rPr>
-        <w:t>(n</w:t>
+      <w:r>
+        <w:rPr>
+          <w:rFonts w:ascii="Times New Roman" w:hAnsi="Times New Roman" w:cs="Times New Roman"/>
+          <w:sz w:val="28"/>
+          <w:szCs w:val="28"/>
+          <w:lang w:val="en-US"/>
+        </w:rPr>
+        <w:t>hanoi(n</w:t>
       </w:r>
       <w:r>
         <w:rPr>
@@ -8743,7 +8489,6 @@
         </w:rPr>
         <w:t xml:space="preserve">    </w:t>
       </w:r>
-      <w:proofErr w:type="spellStart"/>
       <w:r>
         <w:rPr>
           <w:rFonts w:ascii="Times New Roman" w:hAnsi="Times New Roman" w:cs="Times New Roman"/>
@@ -8752,7 +8497,6 @@
         </w:rPr>
         <w:t>cout</w:t>
       </w:r>
-      <w:proofErr w:type="spellEnd"/>
       <w:r>
         <w:rPr>
           <w:rFonts w:ascii="Times New Roman" w:hAnsi="Times New Roman" w:cs="Times New Roman"/>
@@ -8937,7 +8681,6 @@
         </w:rPr>
         <w:t xml:space="preserve"> </w:t>
       </w:r>
-      <w:proofErr w:type="spellStart"/>
       <w:r>
         <w:rPr>
           <w:rFonts w:ascii="Times New Roman" w:hAnsi="Times New Roman" w:cs="Times New Roman"/>
@@ -8946,7 +8689,6 @@
         </w:rPr>
         <w:t>from</w:t>
       </w:r>
-      <w:proofErr w:type="spellEnd"/>
       <w:r>
         <w:rPr>
           <w:rFonts w:ascii="Times New Roman" w:hAnsi="Times New Roman" w:cs="Times New Roman"/>
@@ -9035,7 +8777,6 @@
         </w:rPr>
         <w:t xml:space="preserve"> </w:t>
       </w:r>
-      <w:proofErr w:type="spellStart"/>
       <w:r>
         <w:rPr>
           <w:rFonts w:ascii="Times New Roman" w:hAnsi="Times New Roman" w:cs="Times New Roman"/>
@@ -9044,7 +8785,6 @@
         </w:rPr>
         <w:t>to</w:t>
       </w:r>
-      <w:proofErr w:type="spellEnd"/>
       <w:r>
         <w:rPr>
           <w:rFonts w:ascii="Times New Roman" w:hAnsi="Times New Roman" w:cs="Times New Roman"/>
@@ -9069,23 +8809,13 @@
         </w:rPr>
         <w:t xml:space="preserve"> </w:t>
       </w:r>
-      <w:proofErr w:type="spellStart"/>
-      <w:r>
-        <w:rPr>
-          <w:rFonts w:ascii="Times New Roman" w:hAnsi="Times New Roman" w:cs="Times New Roman"/>
-          <w:sz w:val="28"/>
-          <w:szCs w:val="28"/>
-        </w:rPr>
-        <w:t>endl</w:t>
-      </w:r>
-      <w:proofErr w:type="spellEnd"/>
-      <w:r>
-        <w:rPr>
-          <w:rFonts w:ascii="Times New Roman" w:hAnsi="Times New Roman" w:cs="Times New Roman"/>
-          <w:sz w:val="28"/>
-          <w:szCs w:val="28"/>
-        </w:rPr>
-        <w:t>;</w:t>
+      <w:r>
+        <w:rPr>
+          <w:rFonts w:ascii="Times New Roman" w:hAnsi="Times New Roman" w:cs="Times New Roman"/>
+          <w:sz w:val="28"/>
+          <w:szCs w:val="28"/>
+        </w:rPr>
+        <w:t>endl;</w:t>
       </w:r>
     </w:p>
     <w:p>
@@ -9108,25 +8838,14 @@
         </w:rPr>
         <w:t xml:space="preserve">    </w:t>
       </w:r>
-      <w:proofErr w:type="spellStart"/>
-      <w:r>
-        <w:rPr>
-          <w:rFonts w:ascii="Times New Roman" w:hAnsi="Times New Roman" w:cs="Times New Roman"/>
-          <w:sz w:val="28"/>
-          <w:szCs w:val="28"/>
-          <w:lang w:val="en-US"/>
-        </w:rPr>
-        <w:t>hanoi</w:t>
-      </w:r>
-      <w:proofErr w:type="spellEnd"/>
-      <w:r>
-        <w:rPr>
-          <w:rFonts w:ascii="Times New Roman" w:hAnsi="Times New Roman" w:cs="Times New Roman"/>
-          <w:sz w:val="28"/>
-          <w:szCs w:val="28"/>
-          <w:lang w:val="en-US"/>
-        </w:rPr>
-        <w:t>(n</w:t>
+      <w:r>
+        <w:rPr>
+          <w:rFonts w:ascii="Times New Roman" w:hAnsi="Times New Roman" w:cs="Times New Roman"/>
+          <w:sz w:val="28"/>
+          <w:szCs w:val="28"/>
+          <w:lang w:val="en-US"/>
+        </w:rPr>
+        <w:t>hanoi(n</w:t>
       </w:r>
       <w:r>
         <w:rPr>
@@ -9377,40 +9096,33 @@
         </w:rPr>
         <w:t xml:space="preserve"> </w:t>
       </w:r>
-      <w:proofErr w:type="spellStart"/>
-      <w:r>
-        <w:rPr>
-          <w:rFonts w:ascii="Times New Roman" w:hAnsi="Times New Roman" w:cs="Times New Roman"/>
-          <w:sz w:val="28"/>
-          <w:szCs w:val="28"/>
-        </w:rPr>
-        <w:t>Git</w:t>
-      </w:r>
-      <w:proofErr w:type="spellEnd"/>
-      <w:r>
-        <w:rPr>
-          <w:rFonts w:ascii="Times New Roman" w:hAnsi="Times New Roman" w:cs="Times New Roman"/>
-          <w:sz w:val="28"/>
-          <w:szCs w:val="28"/>
-        </w:rPr>
-        <w:t>-репозиторий:</w:t>
-      </w:r>
-      <w:r>
-        <w:rPr>
-          <w:rFonts w:ascii="Times New Roman" w:hAnsi="Times New Roman" w:cs="Times New Roman"/>
-          <w:sz w:val="28"/>
-          <w:szCs w:val="28"/>
-        </w:rPr>
-        <w:t xml:space="preserve"> </w:t>
-      </w:r>
-      <w:r>
-        <w:rPr>
-          <w:rFonts w:ascii="Times New Roman" w:hAnsi="Times New Roman" w:cs="Times New Roman"/>
-          <w:sz w:val="28"/>
-          <w:szCs w:val="28"/>
-        </w:rPr>
-        <w:t>https://github.com/serafima2007k-code/algorithms</w:t>
-      </w:r>
+      <w:r>
+        <w:rPr>
+          <w:rFonts w:ascii="Times New Roman" w:hAnsi="Times New Roman" w:cs="Times New Roman"/>
+          <w:sz w:val="28"/>
+          <w:szCs w:val="28"/>
+        </w:rPr>
+        <w:t>Git-репозиторий:</w:t>
+      </w:r>
+      <w:r>
+        <w:rPr>
+          <w:rFonts w:ascii="Times New Roman" w:hAnsi="Times New Roman" w:cs="Times New Roman"/>
+          <w:sz w:val="28"/>
+          <w:szCs w:val="28"/>
+        </w:rPr>
+        <w:t xml:space="preserve"> </w:t>
+      </w:r>
+      <w:hyperlink r:id="rId5" w:history="1">
+        <w:r>
+          <w:rPr>
+            <w:rStyle w:val="a4"/>
+            <w:rFonts w:ascii="Times New Roman" w:hAnsi="Times New Roman" w:cs="Times New Roman"/>
+            <w:sz w:val="28"/>
+            <w:szCs w:val="28"/>
+          </w:rPr>
+          <w:t>https://github.com/serafima2007k-code/algoritms.git</w:t>
+        </w:r>
+      </w:hyperlink>
     </w:p>
     <w:p>
       <w:pPr>
@@ -10603,34 +10315,14 @@
         </w:rPr>
         <w:t xml:space="preserve"> </w:t>
       </w:r>
-      <w:proofErr w:type="spellStart"/>
-      <w:r>
-        <w:rPr>
-          <w:rFonts w:ascii="Times New Roman" w:hAnsi="Times New Roman" w:cs="Times New Roman"/>
-          <w:sz w:val="28"/>
-          <w:szCs w:val="28"/>
-        </w:rPr>
-        <w:t>std</w:t>
-      </w:r>
-      <w:proofErr w:type="spellEnd"/>
-      <w:r>
-        <w:rPr>
-          <w:rFonts w:ascii="Times New Roman" w:hAnsi="Times New Roman" w:cs="Times New Roman"/>
-          <w:sz w:val="28"/>
-          <w:szCs w:val="28"/>
-        </w:rPr>
-        <w:t>::</w:t>
-      </w:r>
-      <w:proofErr w:type="spellStart"/>
-      <w:r>
-        <w:rPr>
-          <w:rFonts w:ascii="Times New Roman" w:hAnsi="Times New Roman" w:cs="Times New Roman"/>
-          <w:sz w:val="28"/>
-          <w:szCs w:val="28"/>
-        </w:rPr>
-        <w:t>sort</w:t>
-      </w:r>
-      <w:proofErr w:type="spellEnd"/>
+      <w:r>
+        <w:rPr>
+          <w:rFonts w:ascii="Times New Roman" w:hAnsi="Times New Roman" w:cs="Times New Roman"/>
+          <w:sz w:val="28"/>
+          <w:szCs w:val="28"/>
+        </w:rPr>
+        <w:t>std::sort</w:t>
+      </w:r>
     </w:p>
     <w:p>
       <w:pPr>
@@ -10667,7 +10359,7 @@
                     <pic:cNvPicPr/>
                   </pic:nvPicPr>
                   <pic:blipFill>
-                    <a:blip r:embed="rId5">
+                    <a:blip r:embed="rId6">
                       <a:extLst>
                         <a:ext uri="{28A0092B-C50C-407E-A947-70E740481C1C}">
                           <a14:useLocalDpi xmlns:a14="http://schemas.microsoft.com/office/drawing/2010/main" val="0"/>
@@ -10820,7 +10512,7 @@
                     <pic:cNvPicPr/>
                   </pic:nvPicPr>
                   <pic:blipFill>
-                    <a:blip r:embed="rId6">
+                    <a:blip r:embed="rId7">
                       <a:extLst>
                         <a:ext uri="{28A0092B-C50C-407E-A947-70E740481C1C}">
                           <a14:useLocalDpi xmlns:a14="http://schemas.microsoft.com/office/drawing/2010/main" val="0"/>
@@ -10973,7 +10665,7 @@
                     <pic:cNvPicPr/>
                   </pic:nvPicPr>
                   <pic:blipFill>
-                    <a:blip r:embed="rId7">
+                    <a:blip r:embed="rId8">
                       <a:extLst>
                         <a:ext uri="{28A0092B-C50C-407E-A947-70E740481C1C}">
                           <a14:useLocalDpi xmlns:a14="http://schemas.microsoft.com/office/drawing/2010/main" val="0"/>
@@ -11125,7 +10817,7 @@
                     <pic:cNvPicPr/>
                   </pic:nvPicPr>
                   <pic:blipFill rotWithShape="1">
-                    <a:blip r:embed="rId8">
+                    <a:blip r:embed="rId9">
                       <a:extLst>
                         <a:ext uri="{28A0092B-C50C-407E-A947-70E740481C1C}">
                           <a14:useLocalDpi xmlns:a14="http://schemas.microsoft.com/office/drawing/2010/main" val="0"/>
@@ -11284,7 +10976,7 @@
                     <pic:cNvPicPr/>
                   </pic:nvPicPr>
                   <pic:blipFill>
-                    <a:blip r:embed="rId9">
+                    <a:blip r:embed="rId10">
                       <a:extLst>
                         <a:ext uri="{28A0092B-C50C-407E-A947-70E740481C1C}">
                           <a14:useLocalDpi xmlns:a14="http://schemas.microsoft.com/office/drawing/2010/main" val="0"/>
@@ -13151,7 +12843,6 @@
                 <w:szCs w:val="28"/>
               </w:rPr>
             </w:pPr>
-            <w:proofErr w:type="spellStart"/>
             <w:r>
               <w:rPr>
                 <w:rFonts w:ascii="Times New Roman" w:eastAsia="Times New Roman" w:hAnsi="Times New Roman" w:cs="Times New Roman"/>
@@ -13161,33 +12852,8 @@
                 <w:lang w:eastAsia="ru-RU"/>
                 <w14:ligatures w14:val="none"/>
               </w:rPr>
-              <w:t>std</w:t>
+              <w:t>std::sort</w:t>
             </w:r>
-            <w:proofErr w:type="spellEnd"/>
-            <w:r>
-              <w:rPr>
-                <w:rFonts w:ascii="Times New Roman" w:eastAsia="Times New Roman" w:hAnsi="Times New Roman" w:cs="Times New Roman"/>
-                <w:kern w:val="0"/>
-                <w:sz w:val="28"/>
-                <w:szCs w:val="28"/>
-                <w:lang w:eastAsia="ru-RU"/>
-                <w14:ligatures w14:val="none"/>
-              </w:rPr>
-              <w:t>::</w:t>
-            </w:r>
-            <w:proofErr w:type="spellStart"/>
-            <w:r>
-              <w:rPr>
-                <w:rFonts w:ascii="Times New Roman" w:eastAsia="Times New Roman" w:hAnsi="Times New Roman" w:cs="Times New Roman"/>
-                <w:kern w:val="0"/>
-                <w:sz w:val="28"/>
-                <w:szCs w:val="28"/>
-                <w:lang w:eastAsia="ru-RU"/>
-                <w14:ligatures w14:val="none"/>
-              </w:rPr>
-              <w:t>sort</w:t>
-            </w:r>
-            <w:proofErr w:type="spellEnd"/>
           </w:p>
         </w:tc>
         <w:tc>
@@ -13227,7 +12893,6 @@
               </w:rPr>
               <w:t xml:space="preserve"> </w:t>
             </w:r>
-            <w:proofErr w:type="spellStart"/>
             <w:r>
               <w:rPr>
                 <w:rFonts w:ascii="Times New Roman" w:eastAsia="Times New Roman" w:hAnsi="Times New Roman" w:cs="Times New Roman"/>
@@ -13239,7 +12904,6 @@
               </w:rPr>
               <w:t>log</w:t>
             </w:r>
-            <w:proofErr w:type="spellEnd"/>
             <w:r>
               <w:rPr>
                 <w:rFonts w:ascii="Times New Roman" w:eastAsia="Times New Roman" w:hAnsi="Times New Roman" w:cs="Times New Roman"/>
@@ -13301,7 +12965,6 @@
               </w:rPr>
               <w:t xml:space="preserve"> </w:t>
             </w:r>
-            <w:proofErr w:type="spellStart"/>
             <w:r>
               <w:rPr>
                 <w:rFonts w:ascii="Times New Roman" w:eastAsia="Times New Roman" w:hAnsi="Times New Roman" w:cs="Times New Roman"/>
@@ -13313,7 +12976,6 @@
               </w:rPr>
               <w:t>log</w:t>
             </w:r>
-            <w:proofErr w:type="spellEnd"/>
             <w:r>
               <w:rPr>
                 <w:rFonts w:ascii="Times New Roman" w:eastAsia="Times New Roman" w:hAnsi="Times New Roman" w:cs="Times New Roman"/>
@@ -13375,7 +13037,6 @@
               </w:rPr>
               <w:t xml:space="preserve"> </w:t>
             </w:r>
-            <w:proofErr w:type="spellStart"/>
             <w:r>
               <w:rPr>
                 <w:rFonts w:ascii="Times New Roman" w:eastAsia="Times New Roman" w:hAnsi="Times New Roman" w:cs="Times New Roman"/>
@@ -13387,7 +13048,6 @@
               </w:rPr>
               <w:t>log</w:t>
             </w:r>
-            <w:proofErr w:type="spellEnd"/>
             <w:r>
               <w:rPr>
                 <w:rFonts w:ascii="Times New Roman" w:eastAsia="Times New Roman" w:hAnsi="Times New Roman" w:cs="Times New Roman"/>
@@ -13449,7 +13109,6 @@
               </w:rPr>
               <w:t xml:space="preserve"> </w:t>
             </w:r>
-            <w:proofErr w:type="spellStart"/>
             <w:r>
               <w:rPr>
                 <w:rFonts w:ascii="Times New Roman" w:eastAsia="Times New Roman" w:hAnsi="Times New Roman" w:cs="Times New Roman"/>
@@ -13461,7 +13120,6 @@
               </w:rPr>
               <w:t>log</w:t>
             </w:r>
-            <w:proofErr w:type="spellEnd"/>
             <w:r>
               <w:rPr>
                 <w:rFonts w:ascii="Times New Roman" w:eastAsia="Times New Roman" w:hAnsi="Times New Roman" w:cs="Times New Roman"/>
@@ -15861,7 +15519,6 @@
         </w:rPr>
         <w:t xml:space="preserve"> </w:t>
       </w:r>
-      <w:proofErr w:type="spellStart"/>
       <w:r>
         <w:rPr>
           <w:rFonts w:ascii="Times New Roman" w:hAnsi="Times New Roman" w:cs="Times New Roman"/>
@@ -15870,7 +15527,6 @@
         </w:rPr>
         <w:t>мемоизацию</w:t>
       </w:r>
-      <w:proofErr w:type="spellEnd"/>
       <w:r>
         <w:rPr>
           <w:rFonts w:ascii="Times New Roman" w:hAnsi="Times New Roman" w:cs="Times New Roman"/>
@@ -16757,23 +16413,13 @@
         </w:rPr>
         <w:t xml:space="preserve"> </w:t>
       </w:r>
-      <w:proofErr w:type="spellStart"/>
-      <w:r>
-        <w:rPr>
-          <w:rFonts w:ascii="Times New Roman" w:hAnsi="Times New Roman" w:cs="Times New Roman"/>
-          <w:sz w:val="28"/>
-          <w:szCs w:val="28"/>
-        </w:rPr>
-        <w:t>swapped</w:t>
-      </w:r>
-      <w:proofErr w:type="spellEnd"/>
-      <w:r>
-        <w:rPr>
-          <w:rFonts w:ascii="Times New Roman" w:hAnsi="Times New Roman" w:cs="Times New Roman"/>
-          <w:sz w:val="28"/>
-          <w:szCs w:val="28"/>
-        </w:rPr>
-        <w:t>).</w:t>
+      <w:r>
+        <w:rPr>
+          <w:rFonts w:ascii="Times New Roman" w:hAnsi="Times New Roman" w:cs="Times New Roman"/>
+          <w:sz w:val="28"/>
+          <w:szCs w:val="28"/>
+        </w:rPr>
+        <w:t>swapped).</w:t>
       </w:r>
     </w:p>
     <w:p>
@@ -18028,23 +17674,13 @@
         </w:rPr>
         <w:t xml:space="preserve"> </w:t>
       </w:r>
-      <w:proofErr w:type="spellStart"/>
-      <w:r>
-        <w:rPr>
-          <w:rFonts w:ascii="Times New Roman" w:hAnsi="Times New Roman" w:cs="Times New Roman"/>
-          <w:sz w:val="28"/>
-          <w:szCs w:val="28"/>
-        </w:rPr>
-        <w:t>swapped</w:t>
-      </w:r>
-      <w:proofErr w:type="spellEnd"/>
-      <w:r>
-        <w:rPr>
-          <w:rFonts w:ascii="Times New Roman" w:hAnsi="Times New Roman" w:cs="Times New Roman"/>
-          <w:sz w:val="28"/>
-          <w:szCs w:val="28"/>
-        </w:rPr>
-        <w:t>,</w:t>
+      <w:r>
+        <w:rPr>
+          <w:rFonts w:ascii="Times New Roman" w:hAnsi="Times New Roman" w:cs="Times New Roman"/>
+          <w:sz w:val="28"/>
+          <w:szCs w:val="28"/>
+        </w:rPr>
+        <w:t>swapped,</w:t>
       </w:r>
       <w:r>
         <w:rPr>
@@ -18423,25 +18059,7 @@
           <w:sz w:val="28"/>
           <w:szCs w:val="28"/>
         </w:rPr>
-        <w:t>(</w:t>
-      </w:r>
-      <w:proofErr w:type="spellStart"/>
-      <w:r>
-        <w:rPr>
-          <w:rFonts w:ascii="Times New Roman" w:hAnsi="Times New Roman" w:cs="Times New Roman"/>
-          <w:sz w:val="28"/>
-          <w:szCs w:val="28"/>
-        </w:rPr>
-        <w:t>backtracking</w:t>
-      </w:r>
-      <w:proofErr w:type="spellEnd"/>
-      <w:r>
-        <w:rPr>
-          <w:rFonts w:ascii="Times New Roman" w:hAnsi="Times New Roman" w:cs="Times New Roman"/>
-          <w:sz w:val="28"/>
-          <w:szCs w:val="28"/>
-        </w:rPr>
-        <w:t>)?</w:t>
+        <w:t>(backtracking)?</w:t>
       </w:r>
     </w:p>
     <w:p>
@@ -19110,23 +18728,13 @@
         </w:rPr>
         <w:t xml:space="preserve"> </w:t>
       </w:r>
-      <w:proofErr w:type="spellStart"/>
-      <w:r>
-        <w:rPr>
-          <w:rFonts w:ascii="Times New Roman" w:hAnsi="Times New Roman" w:cs="Times New Roman"/>
-          <w:sz w:val="28"/>
-          <w:szCs w:val="28"/>
-        </w:rPr>
-        <w:t>true</w:t>
-      </w:r>
-      <w:proofErr w:type="spellEnd"/>
-      <w:r>
-        <w:rPr>
-          <w:rFonts w:ascii="Times New Roman" w:hAnsi="Times New Roman" w:cs="Times New Roman"/>
-          <w:sz w:val="28"/>
-          <w:szCs w:val="28"/>
-        </w:rPr>
-        <w:t>.</w:t>
+      <w:r>
+        <w:rPr>
+          <w:rFonts w:ascii="Times New Roman" w:hAnsi="Times New Roman" w:cs="Times New Roman"/>
+          <w:sz w:val="28"/>
+          <w:szCs w:val="28"/>
+        </w:rPr>
+        <w:t>true.</w:t>
       </w:r>
     </w:p>
     <w:p>
@@ -21196,6 +20804,29 @@
       </w:tblBorders>
     </w:tblPr>
   </w:style>
+  <w:style w:type="character" w:styleId="a4">
+    <w:name w:val="Hyperlink"/>
+    <w:basedOn w:val="a0"/>
+    <w:uiPriority w:val="99"/>
+    <w:unhideWhenUsed/>
+    <w:rsid w:val="00D570D0"/>
+    <w:rPr>
+      <w:color w:val="0563C1" w:themeColor="hyperlink"/>
+      <w:u w:val="single"/>
+    </w:rPr>
+  </w:style>
+  <w:style w:type="character" w:styleId="a5">
+    <w:name w:val="Unresolved Mention"/>
+    <w:basedOn w:val="a0"/>
+    <w:uiPriority w:val="99"/>
+    <w:semiHidden/>
+    <w:unhideWhenUsed/>
+    <w:rsid w:val="00D570D0"/>
+    <w:rPr>
+      <w:color w:val="605E5C"/>
+      <w:shd w:val="clear" w:color="auto" w:fill="E1DFDD"/>
+    </w:rPr>
+  </w:style>
 </w:styles>
 </file>
 
